--- a/docs/spec/Nidan_Data_Model.docx
+++ b/docs/spec/Nidan_Data_Model.docx
@@ -17,7 +17,7 @@
           <w:i/>
           <w:sz w:val="17"/>
         </w:rPr>
-        <w:t>Nidan · generated from docs/spec/DATA_MODEL.md on 2026-09-14</w:t>
+        <w:t>Nidan · generated from docs/spec/DATA_MODEL.md on 2026-09-21</w:t>
       </w:r>
     </w:p>
     <w:p>
@@ -2224,6 +2224,17 @@
         <w:t>CREATE TYPE subscription_tier AS ENUM ('free','pro');</w:t>
         <w:br/>
         <w:br/>
+        <w:t>-- Platform privilege (T-020). Distinct from professional_role: a physician is</w:t>
+        <w:br/>
+        <w:t>-- not an admin. An enum rather than a boolean because clinical_reviews</w:t>
+        <w:br/>
+        <w:t>-- .reviewer_id already implies a second privileged kind — T-023 has reviewers</w:t>
+        <w:br/>
+        <w:t>-- opening a case version in Playtest, so they reach the console too.</w:t>
+        <w:br/>
+        <w:t>CREATE TYPE platform_role AS ENUM ('user','reviewer','admin');</w:t>
+        <w:br/>
+        <w:br/>
         <w:t>CREATE TABLE profiles (</w:t>
         <w:br/>
         <w:t xml:space="preserve">    id                  UUID PRIMARY KEY</w:t>
@@ -2251,6 +2262,8 @@
         <w:t xml:space="preserve">                        DEFAULT ('U' || upper(substr(replace(gen_random_uuid()::text,'-',''),1,10))),</w:t>
         <w:br/>
         <w:br/>
+        <w:t xml:space="preserve">    platform_role       platform_role NOT NULL DEFAULT 'user',</w:t>
+        <w:br/>
         <w:t xml:space="preserve">    subscription_tier   subscription_tier NOT NULL DEFAULT 'free',</w:t>
         <w:br/>
         <w:t xml:space="preserve">    subscription_ends   TIMESTAMPTZ,</w:t>
@@ -2290,6 +2303,17 @@
         <w:br/>
         <w:br/>
         <w:t>CREATE INDEX ON profiles (subscription_tier) WHERE deleted_at IS NULL;</w:t>
+        <w:br/>
+        <w:br/>
+        <w:t>-- Partial: almost every row is 'user', so an index over them would be a scan</w:t>
+        <w:br/>
+        <w:t>-- of the table wearing an index's clothes. The only question asked of this</w:t>
+        <w:br/>
+        <w:t>-- column is "who is privileged".</w:t>
+        <w:br/>
+        <w:t>CREATE INDEX profiles_privileged ON profiles (platform_role)</w:t>
+        <w:br/>
+        <w:t xml:space="preserve">    WHERE platform_role &lt;&gt; 'user';</w:t>
         <w:br/>
         <w:t>CREATE INDEX ON profiles (last_active_at DESC) WHERE deleted_at IS NULL;</w:t>
       </w:r>

--- a/docs/spec/Nidan_Data_Model.docx
+++ b/docs/spec/Nidan_Data_Model.docx
@@ -17,7 +17,7 @@
           <w:i/>
           <w:sz w:val="17"/>
         </w:rPr>
-        <w:t>Nidan · generated from docs/spec/DATA_MODEL.md on 2026-09-21</w:t>
+        <w:t>Nidan · generated from docs/spec/DATA_MODEL.md on 2026-10-29</w:t>
       </w:r>
     </w:p>
     <w:p>
@@ -3390,7 +3390,139 @@
         <w:t>any</w:t>
       </w:r>
       <w:r>
-        <w:t xml:space="preserve"> approving review, so the review history is preserved.</w:t>
+        <w:t xml:space="preserve"> approving review, so the review history is preserved. Migration 024 grants </w:t>
+      </w:r>
+      <w:r>
+        <w:rPr>
+          <w:rFonts w:ascii="Consolas" w:hAnsi="Consolas"/>
+          <w:sz w:val="19"/>
+        </w:rPr>
+        <w:t>nidan_reviewer</w:t>
+      </w:r>
+      <w:r>
+        <w:t xml:space="preserve"> INSERT and no UPDATE or DELETE, so "in practice" is now "in the permission layer".</w:t>
+      </w:r>
+    </w:p>
+    <w:p>
+      <w:pPr>
+        <w:pStyle w:val="Heading3"/>
+      </w:pPr>
+      <w:r>
+        <w:rPr>
+          <w:rFonts w:ascii="Consolas" w:hAnsi="Consolas"/>
+          <w:sz w:val="19"/>
+        </w:rPr>
+        <w:t>review_assignments</w:t>
+      </w:r>
+      <w:r>
+        <w:t xml:space="preserve"> (migration 024)</w:t>
+      </w:r>
+    </w:p>
+    <w:p>
+      <w:pPr>
+        <w:spacing w:after="160"/>
+        <w:ind w:left="360"/>
+      </w:pPr>
+      <w:r>
+        <w:rPr>
+          <w:rFonts w:ascii="Consolas" w:hAnsi="Consolas"/>
+          <w:color w:val="222222"/>
+          <w:sz w:val="17"/>
+        </w:rPr>
+        <w:t>CREATE TABLE review_assignments (</w:t>
+        <w:br/>
+        <w:t xml:space="preserve">    case_version_id UUID NOT NULL REFERENCES case_versions(id) ON DELETE CASCADE,</w:t>
+        <w:br/>
+        <w:t xml:space="preserve">    reviewer_id     UUID NOT NULL REFERENCES profiles(id),</w:t>
+        <w:br/>
+        <w:t xml:space="preserve">    assigned_by     UUID NOT NULL REFERENCES profiles(id),</w:t>
+        <w:br/>
+        <w:t xml:space="preserve">    assigned_at     TIMESTAMPTZ NOT NULL DEFAULT now(),</w:t>
+        <w:br/>
+        <w:t xml:space="preserve">    PRIMARY KEY (case_version_id, reviewer_id)</w:t>
+        <w:br/>
+        <w:t>);</w:t>
+        <w:br/>
+        <w:br/>
+        <w:t>CREATE INDEX review_assignments_for_reviewer</w:t>
+        <w:br/>
+        <w:t xml:space="preserve">    ON review_assignments (reviewer_id, assigned_at DESC);</w:t>
+      </w:r>
+    </w:p>
+    <w:p>
+      <w:r>
+        <w:rPr>
+          <w:rFonts w:ascii="Consolas" w:hAnsi="Consolas"/>
+          <w:sz w:val="19"/>
+        </w:rPr>
+        <w:t>BUILD_PLAN</w:t>
+      </w:r>
+      <w:r>
+        <w:t xml:space="preserve"> T-023 criterion 1 is "assign a version to a reviewer", and nothing recorded that until this table existed.</w:t>
+      </w:r>
+    </w:p>
+    <w:p>
+      <w:r>
+        <w:rPr>
+          <w:b/>
+        </w:rPr>
+        <w:t>A table rather than a column on `case_versions`.</w:t>
+      </w:r>
+      <w:r>
+        <w:t xml:space="preserve"> A column holds one reviewer; </w:t>
+      </w:r>
+      <w:r>
+        <w:rPr>
+          <w:rFonts w:ascii="Consolas" w:hAnsi="Consolas"/>
+          <w:sz w:val="19"/>
+        </w:rPr>
+        <w:t>PRD</w:t>
+      </w:r>
+      <w:r>
+        <w:t xml:space="preserve"> FR-12.4 has two clinicians, and </w:t>
+      </w:r>
+      <w:r>
+        <w:rPr>
+          <w:rFonts w:ascii="Consolas" w:hAnsi="Consolas"/>
+          <w:sz w:val="19"/>
+        </w:rPr>
+        <w:t>UX_SPEC</w:t>
+      </w:r>
+      <w:r>
+        <w:t xml:space="preserve"> §12.6 shows both an "Assigned to me" and an "All pending" tab, which only mean different things when a version can sit with more than one of them. The composite primary key makes assigning twice an idempotent no-op rather than a duplicate row that makes the queue count wrong, and it keeps an editorial-workflow fact out of the row that holds clinical content.</w:t>
+      </w:r>
+    </w:p>
+    <w:p>
+      <w:r>
+        <w:rPr>
+          <w:rFonts w:ascii="Consolas" w:hAnsi="Consolas"/>
+          <w:sz w:val="19"/>
+        </w:rPr>
+        <w:t>assigned_by</w:t>
+      </w:r>
+      <w:r>
+        <w:t xml:space="preserve"> and </w:t>
+      </w:r>
+      <w:r>
+        <w:rPr>
+          <w:rFonts w:ascii="Consolas" w:hAnsi="Consolas"/>
+          <w:sz w:val="19"/>
+        </w:rPr>
+        <w:t>assigned_at</w:t>
+      </w:r>
+      <w:r>
+        <w:t xml:space="preserve"> are there for the question actually asked when a review has been outstanding for a week.</w:t>
+      </w:r>
+    </w:p>
+    <w:p>
+      <w:r>
+        <w:rPr>
+          <w:b/>
+        </w:rPr>
+        <w:t>No RLS.</w:t>
+      </w:r>
+      <w:r>
+        <w:t xml:space="preserve"> The table is a worklist — a pair of ids saying who should look at which draft — and holds no personal data. Enabling it would demand a policy per role for no gain; the tables it references are the protected ones.</w:t>
       </w:r>
     </w:p>
     <w:p>
@@ -7434,13 +7566,30 @@
         <w:t>ALTER TABLE user_case_history ENABLE ROW LEVEL SECURITY;</w:t>
         <w:br/>
         <w:br/>
-        <w:t>-- Users see only themselves</w:t>
+        <w:t>-- Users see only themselves.</w:t>
+        <w:br/>
+        <w:t>-- NOTE the absent `TO`: this binds every role, nidan_admin included. That is</w:t>
+        <w:br/>
+        <w:t>-- what migration 025 below exists to work around.</w:t>
         <w:br/>
         <w:t>CREATE POLICY own_profile ON profiles</w:t>
         <w:br/>
         <w:t xml:space="preserve">  FOR ALL USING (id = auth.uid());</w:t>
         <w:br/>
         <w:br/>
+        <w:t>-- Privileged accounts can see each other, and only each other (migration 025).</w:t>
+        <w:br/>
+        <w:t>-- The review queue names reviewers; without this, `own_profile` reduced even an</w:t>
+        <w:br/>
+        <w:t>-- administrator to a single row and listing them needed the RLS bypass.</w:t>
+        <w:br/>
+        <w:t>CREATE POLICY privileged_profiles_are_mutually_visible ON profiles</w:t>
+        <w:br/>
+        <w:t xml:space="preserve">  FOR SELECT TO nidan_admin, nidan_reviewer</w:t>
+        <w:br/>
+        <w:t xml:space="preserve">  USING (platform_role IN ('reviewer', 'admin') AND deleted_at IS NULL);</w:t>
+        <w:br/>
+        <w:br/>
         <w:t>CREATE POLICY own_sessions ON sessions</w:t>
         <w:br/>
         <w:t xml:space="preserve">  FOR ALL USING (user_id = auth.uid());</w:t>
@@ -7499,6 +7648,170 @@
         <w:t>CREATE POLICY read_published_cases ON case_versions</w:t>
         <w:br/>
         <w:t xml:space="preserve">  FOR SELECT USING (status = 'published');</w:t>
+        <w:br/>
+        <w:br/>
+        <w:t>-- The case editor (T-021). Permissive and OR-ed with the policy above, so</w:t>
+        <w:br/>
+        <w:t>-- what every other role can see is unchanged.</w:t>
+        <w:br/>
+        <w:t>CREATE POLICY admin_manages_case_versions ON case_versions</w:t>
+        <w:br/>
+        <w:t xml:space="preserve">  FOR ALL TO nidan_admin</w:t>
+        <w:br/>
+        <w:t xml:space="preserve">  USING (true) WITH CHECK (true);</w:t>
+        <w:br/>
+        <w:br/>
+        <w:t>-- The reviewer (T-023). SELECT only: a reviewer who could edit the case they</w:t>
+        <w:br/>
+        <w:t>-- are judging is not performing a review.</w:t>
+        <w:br/>
+        <w:t>CREATE POLICY reviewer_reads_case_versions ON case_versions</w:t>
+        <w:br/>
+        <w:t xml:space="preserve">  FOR SELECT TO nidan_reviewer USING (true);</w:t>
+      </w:r>
+    </w:p>
+    <w:p>
+      <w:r>
+        <w:t xml:space="preserve">**A policy with no </w:t>
+      </w:r>
+      <w:r>
+        <w:rPr>
+          <w:rFonts w:ascii="Consolas" w:hAnsi="Consolas"/>
+          <w:sz w:val="19"/>
+        </w:rPr>
+        <w:t>TO</w:t>
+      </w:r>
+      <w:r>
+        <w:t xml:space="preserve"> clause binds every role, and </w:t>
+      </w:r>
+      <w:r>
+        <w:rPr>
+          <w:rFonts w:ascii="Consolas" w:hAnsi="Consolas"/>
+          <w:sz w:val="19"/>
+        </w:rPr>
+        <w:t>own_profile</w:t>
+      </w:r>
+      <w:r>
+        <w:t xml:space="preserve"> is the</w:t>
+      </w:r>
+    </w:p>
+    <w:p>
+      <w:r>
+        <w:t>cautionary example.** It reads as "users see only themselves", which is exactly</w:t>
+      </w:r>
+    </w:p>
+    <w:p>
+      <w:r>
+        <w:t xml:space="preserve">right for a learner — but </w:t>
+      </w:r>
+      <w:r>
+        <w:rPr>
+          <w:rFonts w:ascii="Consolas" w:hAnsi="Consolas"/>
+          <w:sz w:val="19"/>
+        </w:rPr>
+        <w:t>nidan_admin</w:t>
+      </w:r>
+      <w:r>
+        <w:t xml:space="preserve"> is a user as far as PostgreSQL is</w:t>
+      </w:r>
+    </w:p>
+    <w:p>
+      <w:r>
+        <w:t>concerned, so the case for a privileged role was silently the same. The symptom</w:t>
+      </w:r>
+    </w:p>
+    <w:p>
+      <w:r>
+        <w:t>was an empty assign dropdown in T-023, with the grant present and correct, which</w:t>
+      </w:r>
+    </w:p>
+    <w:p>
+      <w:r>
+        <w:t>points at everything except the policy. Migration 025 adds a second permissive</w:t>
+      </w:r>
+    </w:p>
+    <w:p>
+      <w:r>
+        <w:t xml:space="preserve">policy rather than amending </w:t>
+      </w:r>
+      <w:r>
+        <w:rPr>
+          <w:rFonts w:ascii="Consolas" w:hAnsi="Consolas"/>
+          <w:sz w:val="19"/>
+        </w:rPr>
+        <w:t>own_profile</w:t>
+      </w:r>
+      <w:r>
+        <w:t>, because permissive policies are OR-ed</w:t>
+      </w:r>
+    </w:p>
+    <w:p>
+      <w:r>
+        <w:t>and narrowing the original would have meant restating a rule that is correct for</w:t>
+      </w:r>
+    </w:p>
+    <w:p>
+      <w:r>
+        <w:t>everyone it was written for.</w:t>
+      </w:r>
+    </w:p>
+    <w:p>
+      <w:r>
+        <w:t>**</w:t>
+      </w:r>
+      <w:r>
+        <w:rPr>
+          <w:rFonts w:ascii="Consolas" w:hAnsi="Consolas"/>
+          <w:sz w:val="19"/>
+        </w:rPr>
+        <w:t>case_versions</w:t>
+      </w:r>
+      <w:r>
+        <w:t xml:space="preserve"> carried exactly one policy until T-021, and it was a </w:t>
+      </w:r>
+      <w:r>
+        <w:rPr>
+          <w:rFonts w:ascii="Consolas" w:hAnsi="Consolas"/>
+          <w:sz w:val="19"/>
+        </w:rPr>
+        <w:t>SELECT</w:t>
+      </w:r>
+    </w:p>
+    <w:p>
+      <w:r>
+        <w:t>policy.** For a role RLS applies to that meant drafts were invisible and no</w:t>
+      </w:r>
+    </w:p>
+    <w:p>
+      <w:r>
+        <w:t>write of any kind was permitted — correct for a learner, and the entire job of</w:t>
+      </w:r>
+    </w:p>
+    <w:p>
+      <w:r>
+        <w:t xml:space="preserve">a case editor. </w:t>
+      </w:r>
+      <w:r>
+        <w:rPr>
+          <w:rFonts w:ascii="Consolas" w:hAnsi="Consolas"/>
+          <w:sz w:val="19"/>
+        </w:rPr>
+        <w:t>admin_manages_case_versions</w:t>
+      </w:r>
+      <w:r>
+        <w:t xml:space="preserve"> (migration 023) opens it to</w:t>
+      </w:r>
+    </w:p>
+    <w:p>
+      <w:r>
+        <w:rPr>
+          <w:rFonts w:ascii="Consolas" w:hAnsi="Consolas"/>
+          <w:sz w:val="19"/>
+        </w:rPr>
+        <w:t>nidan_admin</w:t>
+      </w:r>
+      <w:r>
+        <w:t xml:space="preserve"> and to nothing else.</w:t>
       </w:r>
     </w:p>
     <w:p>
@@ -7620,6 +7933,439 @@
       </w:r>
       <w:r>
         <w:t xml:space="preserve"> filter in the query, and that code path is short, isolated, and separately tested.</w:t>
+      </w:r>
+    </w:p>
+    <w:p>
+      <w:r>
+        <w:rPr>
+          <w:b/>
+        </w:rPr>
+        <w:t>Three application roles, three privileges, all `NOBYPASSRLS`.</w:t>
+      </w:r>
+    </w:p>
+    <w:tbl>
+      <w:tblPr>
+        <w:tblStyle w:val="LightGrid-Accent1"/>
+        <w:tblW w:type="auto" w:w="0"/>
+        <w:tblLook w:firstColumn="1" w:firstRow="1" w:lastColumn="0" w:lastRow="0" w:noHBand="0" w:noVBand="1" w:val="04A0"/>
+      </w:tblPr>
+      <w:tblGrid>
+        <w:gridCol w:w="2160"/>
+        <w:gridCol w:w="2160"/>
+        <w:gridCol w:w="2160"/>
+        <w:gridCol w:w="2160"/>
+      </w:tblGrid>
+      <w:tr>
+        <w:tc>
+          <w:tcPr>
+            <w:tcW w:type="dxa" w:w="2160"/>
+          </w:tcPr>
+          <w:p>
+            <w:r>
+              <w:rPr>
+                <w:b/>
+              </w:rPr>
+              <w:t>Role</w:t>
+            </w:r>
+          </w:p>
+        </w:tc>
+        <w:tc>
+          <w:tcPr>
+            <w:tcW w:type="dxa" w:w="2160"/>
+          </w:tcPr>
+          <w:p>
+            <w:r>
+              <w:rPr>
+                <w:b/>
+              </w:rPr>
+              <w:t xml:space="preserve">Draft </w:t>
+            </w:r>
+            <w:r>
+              <w:rPr>
+                <w:rFonts w:ascii="Consolas" w:hAnsi="Consolas"/>
+                <w:b/>
+                <w:sz w:val="19"/>
+              </w:rPr>
+              <w:t>case_versions</w:t>
+            </w:r>
+          </w:p>
+        </w:tc>
+        <w:tc>
+          <w:tcPr>
+            <w:tcW w:type="dxa" w:w="2160"/>
+          </w:tcPr>
+          <w:p>
+            <w:r>
+              <w:rPr>
+                <w:rFonts w:ascii="Consolas" w:hAnsi="Consolas"/>
+                <w:b/>
+                <w:sz w:val="19"/>
+              </w:rPr>
+              <w:t>clinical_reviews</w:t>
+            </w:r>
+          </w:p>
+        </w:tc>
+        <w:tc>
+          <w:tcPr>
+            <w:tcW w:type="dxa" w:w="2160"/>
+          </w:tcPr>
+          <w:p>
+            <w:r>
+              <w:rPr>
+                <w:rFonts w:ascii="Consolas" w:hAnsi="Consolas"/>
+                <w:b/>
+                <w:sz w:val="19"/>
+              </w:rPr>
+              <w:t>cases</w:t>
+            </w:r>
+          </w:p>
+        </w:tc>
+      </w:tr>
+      <w:tr>
+        <w:tc>
+          <w:tcPr>
+            <w:tcW w:type="dxa" w:w="2160"/>
+          </w:tcPr>
+          <w:p>
+            <w:r>
+              <w:rPr>
+                <w:rFonts w:ascii="Consolas" w:hAnsi="Consolas"/>
+                <w:sz w:val="19"/>
+              </w:rPr>
+              <w:t>nidan_app</w:t>
+            </w:r>
+          </w:p>
+        </w:tc>
+        <w:tc>
+          <w:tcPr>
+            <w:tcW w:type="dxa" w:w="2160"/>
+          </w:tcPr>
+          <w:p>
+            <w:r>
+              <w:t>invisible</w:t>
+            </w:r>
+          </w:p>
+        </w:tc>
+        <w:tc>
+          <w:tcPr>
+            <w:tcW w:type="dxa" w:w="2160"/>
+          </w:tcPr>
+          <w:p>
+            <w:r>
+              <w:t>—</w:t>
+            </w:r>
+          </w:p>
+        </w:tc>
+        <w:tc>
+          <w:tcPr>
+            <w:tcW w:type="dxa" w:w="2160"/>
+          </w:tcPr>
+          <w:p>
+            <w:r>
+              <w:t>SELECT</w:t>
+            </w:r>
+          </w:p>
+        </w:tc>
+      </w:tr>
+      <w:tr>
+        <w:tc>
+          <w:tcPr>
+            <w:tcW w:type="dxa" w:w="2160"/>
+          </w:tcPr>
+          <w:p>
+            <w:r>
+              <w:rPr>
+                <w:rFonts w:ascii="Consolas" w:hAnsi="Consolas"/>
+                <w:sz w:val="19"/>
+              </w:rPr>
+              <w:t>nidan_reviewer</w:t>
+            </w:r>
+          </w:p>
+        </w:tc>
+        <w:tc>
+          <w:tcPr>
+            <w:tcW w:type="dxa" w:w="2160"/>
+          </w:tcPr>
+          <w:p>
+            <w:r>
+              <w:t>SELECT</w:t>
+            </w:r>
+          </w:p>
+        </w:tc>
+        <w:tc>
+          <w:tcPr>
+            <w:tcW w:type="dxa" w:w="2160"/>
+          </w:tcPr>
+          <w:p>
+            <w:r>
+              <w:t>INSERT</w:t>
+            </w:r>
+          </w:p>
+        </w:tc>
+        <w:tc>
+          <w:tcPr>
+            <w:tcW w:type="dxa" w:w="2160"/>
+          </w:tcPr>
+          <w:p>
+            <w:r>
+              <w:t>SELECT</w:t>
+            </w:r>
+          </w:p>
+        </w:tc>
+      </w:tr>
+      <w:tr>
+        <w:tc>
+          <w:tcPr>
+            <w:tcW w:type="dxa" w:w="2160"/>
+          </w:tcPr>
+          <w:p>
+            <w:r>
+              <w:rPr>
+                <w:rFonts w:ascii="Consolas" w:hAnsi="Consolas"/>
+                <w:sz w:val="19"/>
+              </w:rPr>
+              <w:t>nidan_admin</w:t>
+            </w:r>
+          </w:p>
+        </w:tc>
+        <w:tc>
+          <w:tcPr>
+            <w:tcW w:type="dxa" w:w="2160"/>
+          </w:tcPr>
+          <w:p>
+            <w:r>
+              <w:t>SELECT + UPDATE</w:t>
+            </w:r>
+          </w:p>
+        </w:tc>
+        <w:tc>
+          <w:tcPr>
+            <w:tcW w:type="dxa" w:w="2160"/>
+          </w:tcPr>
+          <w:p>
+            <w:r>
+              <w:t>INSERT</w:t>
+            </w:r>
+          </w:p>
+        </w:tc>
+        <w:tc>
+          <w:tcPr>
+            <w:tcW w:type="dxa" w:w="2160"/>
+          </w:tcPr>
+          <w:p>
+            <w:r>
+              <w:t>INSERT + UPDATE</w:t>
+            </w:r>
+          </w:p>
+        </w:tc>
+      </w:tr>
+    </w:tbl>
+    <w:p>
+      <w:r>
+        <w:rPr>
+          <w:rFonts w:ascii="Consolas" w:hAnsi="Consolas"/>
+          <w:sz w:val="19"/>
+        </w:rPr>
+        <w:t>nidan_reviewer</w:t>
+      </w:r>
+      <w:r>
+        <w:t xml:space="preserve"> (migration 024) exists because </w:t>
+      </w:r>
+      <w:r>
+        <w:rPr>
+          <w:rFonts w:ascii="Consolas" w:hAnsi="Consolas"/>
+          <w:sz w:val="19"/>
+        </w:rPr>
+        <w:t>@require_reviewer</w:t>
+      </w:r>
+      <w:r>
+        <w:t xml:space="preserve"> let a</w:t>
+      </w:r>
+    </w:p>
+    <w:p>
+      <w:r>
+        <w:t xml:space="preserve">clinician into the console while their requests still ran as </w:t>
+      </w:r>
+      <w:r>
+        <w:rPr>
+          <w:rFonts w:ascii="Consolas" w:hAnsi="Consolas"/>
+          <w:sz w:val="19"/>
+        </w:rPr>
+        <w:t>nidan_app</w:t>
+      </w:r>
+      <w:r>
+        <w:t>, which</w:t>
+      </w:r>
+    </w:p>
+    <w:p>
+      <w:r>
+        <w:t>can see neither a draft nor insert a review — the two things a review consists</w:t>
+      </w:r>
+    </w:p>
+    <w:p>
+      <w:r>
+        <w:t xml:space="preserve">of. Reusing </w:t>
+      </w:r>
+      <w:r>
+        <w:rPr>
+          <w:rFonts w:ascii="Consolas" w:hAnsi="Consolas"/>
+          <w:sz w:val="19"/>
+        </w:rPr>
+        <w:t>nidan_admin</w:t>
+      </w:r>
+      <w:r>
+        <w:t xml:space="preserve"> would have been shorter and would have let the two</w:t>
+      </w:r>
+    </w:p>
+    <w:p>
+      <w:r>
+        <w:t xml:space="preserve">clinicians edit the cases they were judging, which </w:t>
+      </w:r>
+      <w:r>
+        <w:rPr>
+          <w:rFonts w:ascii="Consolas" w:hAnsi="Consolas"/>
+          <w:sz w:val="19"/>
+        </w:rPr>
+        <w:t>UX_SPEC</w:t>
+      </w:r>
+      <w:r>
+        <w:t xml:space="preserve"> §12.6 forbids and</w:t>
+      </w:r>
+    </w:p>
+    <w:p>
+      <w:r>
+        <w:t xml:space="preserve">which is the point of a review. It is granted SELECT on a </w:t>
+      </w:r>
+      <w:r>
+        <w:rPr>
+          <w:b/>
+        </w:rPr>
+        <w:t>named list</w:t>
+      </w:r>
+      <w:r>
+        <w:t xml:space="preserve"> of ten</w:t>
+      </w:r>
+    </w:p>
+    <w:p>
+      <w:r>
+        <w:t>tables rather than on the whole schema: a reviewer's job has no reason to reach</w:t>
+      </w:r>
+    </w:p>
+    <w:p>
+      <w:r>
+        <w:rPr>
+          <w:rFonts w:ascii="Consolas" w:hAnsi="Consolas"/>
+          <w:sz w:val="19"/>
+        </w:rPr>
+        <w:t>audit_log</w:t>
+      </w:r>
+      <w:r>
+        <w:t xml:space="preserve">, </w:t>
+      </w:r>
+      <w:r>
+        <w:rPr>
+          <w:rFonts w:ascii="Consolas" w:hAnsi="Consolas"/>
+          <w:sz w:val="19"/>
+        </w:rPr>
+        <w:t>llm_calls</w:t>
+      </w:r>
+      <w:r>
+        <w:t xml:space="preserve"> or anyone's billing.</w:t>
+      </w:r>
+    </w:p>
+    <w:p>
+      <w:r>
+        <w:rPr>
+          <w:b/>
+        </w:rPr>
+        <w:t>The admin console does not bypass RLS either.</w:t>
+      </w:r>
+      <w:r>
+        <w:t xml:space="preserve"> </w:t>
+      </w:r>
+      <w:r>
+        <w:rPr>
+          <w:rFonts w:ascii="Consolas" w:hAnsi="Consolas"/>
+          <w:sz w:val="19"/>
+        </w:rPr>
+        <w:t>nidan_admin</w:t>
+      </w:r>
+      <w:r>
+        <w:t xml:space="preserve"> is</w:t>
+      </w:r>
+    </w:p>
+    <w:p>
+      <w:r>
+        <w:rPr>
+          <w:rFonts w:ascii="Consolas" w:hAnsi="Consolas"/>
+          <w:sz w:val="19"/>
+        </w:rPr>
+        <w:t>NOBYPASSRLS</w:t>
+      </w:r>
+      <w:r>
+        <w:t xml:space="preserve">, like </w:t>
+      </w:r>
+      <w:r>
+        <w:rPr>
+          <w:rFonts w:ascii="Consolas" w:hAnsi="Consolas"/>
+          <w:sz w:val="19"/>
+        </w:rPr>
+        <w:t>nidan_app</w:t>
+      </w:r>
+      <w:r>
+        <w:t xml:space="preserve"> and unlike </w:t>
+      </w:r>
+      <w:r>
+        <w:rPr>
+          <w:rFonts w:ascii="Consolas" w:hAnsi="Consolas"/>
+          <w:sz w:val="19"/>
+        </w:rPr>
+        <w:t>nidan_service</w:t>
+      </w:r>
+      <w:r>
+        <w:t>. A bypassing role would have been shorter</w:t>
+      </w:r>
+    </w:p>
+    <w:p>
+      <w:r>
+        <w:t>to write and would have switched the safety net off for every statement an</w:t>
+      </w:r>
+    </w:p>
+    <w:p>
+      <w:r>
+        <w:t xml:space="preserve">administrator's request makes, including the ones touching </w:t>
+      </w:r>
+      <w:r>
+        <w:rPr>
+          <w:rFonts w:ascii="Consolas" w:hAnsi="Consolas"/>
+          <w:sz w:val="19"/>
+        </w:rPr>
+        <w:t>profiles</w:t>
+      </w:r>
+      <w:r>
+        <w:t xml:space="preserve"> and</w:t>
+      </w:r>
+    </w:p>
+    <w:p>
+      <w:r>
+        <w:rPr>
+          <w:rFonts w:ascii="Consolas" w:hAnsi="Consolas"/>
+          <w:sz w:val="19"/>
+        </w:rPr>
+        <w:t>sessions</w:t>
+      </w:r>
+      <w:r>
+        <w:t xml:space="preserve"> that have nothing to do with authoring. The policy above opens one</w:t>
+      </w:r>
+    </w:p>
+    <w:p>
+      <w:r>
+        <w:t>table; the other eight protect an admin's request the same way they protect a</w:t>
+      </w:r>
+    </w:p>
+    <w:p>
+      <w:r>
+        <w:t>learner's.</w:t>
       </w:r>
     </w:p>
     <w:p>

--- a/docs/spec/Nidan_Data_Model.docx
+++ b/docs/spec/Nidan_Data_Model.docx
@@ -6713,6 +6713,373 @@
           </w:p>
         </w:tc>
       </w:tr>
+      <w:tr>
+        <w:tc>
+          <w:tcPr>
+            <w:tcW w:type="dxa" w:w="2880"/>
+          </w:tcPr>
+          <w:p>
+            <w:r>
+              <w:t>019</w:t>
+            </w:r>
+          </w:p>
+        </w:tc>
+        <w:tc>
+          <w:tcPr>
+            <w:tcW w:type="dxa" w:w="2880"/>
+          </w:tcPr>
+          <w:p>
+            <w:r>
+              <w:rPr>
+                <w:rFonts w:ascii="Consolas" w:hAnsi="Consolas"/>
+                <w:sz w:val="19"/>
+              </w:rPr>
+              <w:t>seed_cases</w:t>
+            </w:r>
+          </w:p>
+        </w:tc>
+        <w:tc>
+          <w:tcPr>
+            <w:tcW w:type="dxa" w:w="2880"/>
+          </w:tcPr>
+          <w:p>
+            <w:r>
+              <w:t xml:space="preserve">Cases 1-5 as v1, status </w:t>
+            </w:r>
+            <w:r>
+              <w:rPr>
+                <w:rFonts w:ascii="Consolas" w:hAnsi="Consolas"/>
+                <w:sz w:val="19"/>
+              </w:rPr>
+              <w:t>draft</w:t>
+            </w:r>
+          </w:p>
+        </w:tc>
+      </w:tr>
+      <w:tr>
+        <w:tc>
+          <w:tcPr>
+            <w:tcW w:type="dxa" w:w="2880"/>
+          </w:tcPr>
+          <w:p>
+            <w:r>
+              <w:t>020</w:t>
+            </w:r>
+          </w:p>
+        </w:tc>
+        <w:tc>
+          <w:tcPr>
+            <w:tcW w:type="dxa" w:w="2880"/>
+          </w:tcPr>
+          <w:p>
+            <w:r>
+              <w:rPr>
+                <w:rFonts w:ascii="Consolas" w:hAnsi="Consolas"/>
+                <w:sz w:val="19"/>
+              </w:rPr>
+              <w:t>app_roles</w:t>
+            </w:r>
+          </w:p>
+        </w:tc>
+        <w:tc>
+          <w:tcPr>
+            <w:tcW w:type="dxa" w:w="2880"/>
+          </w:tcPr>
+          <w:p>
+            <w:r>
+              <w:rPr>
+                <w:rFonts w:ascii="Consolas" w:hAnsi="Consolas"/>
+                <w:sz w:val="19"/>
+              </w:rPr>
+              <w:t>nidan_app</w:t>
+            </w:r>
+            <w:r>
+              <w:t xml:space="preserve">, </w:t>
+            </w:r>
+            <w:r>
+              <w:rPr>
+                <w:rFonts w:ascii="Consolas" w:hAnsi="Consolas"/>
+                <w:sz w:val="19"/>
+              </w:rPr>
+              <w:t>nidan_service</w:t>
+            </w:r>
+            <w:r>
+              <w:t xml:space="preserve"> and their grants</w:t>
+            </w:r>
+          </w:p>
+        </w:tc>
+      </w:tr>
+      <w:tr>
+        <w:tc>
+          <w:tcPr>
+            <w:tcW w:type="dxa" w:w="2880"/>
+          </w:tcPr>
+          <w:p>
+            <w:r>
+              <w:t>021</w:t>
+            </w:r>
+          </w:p>
+        </w:tc>
+        <w:tc>
+          <w:tcPr>
+            <w:tcW w:type="dxa" w:w="2880"/>
+          </w:tcPr>
+          <w:p>
+            <w:r>
+              <w:rPr>
+                <w:rFonts w:ascii="Consolas" w:hAnsi="Consolas"/>
+                <w:sz w:val="19"/>
+              </w:rPr>
+              <w:t>rls_missing_policies</w:t>
+            </w:r>
+          </w:p>
+        </w:tc>
+        <w:tc>
+          <w:tcPr>
+            <w:tcW w:type="dxa" w:w="2880"/>
+          </w:tcPr>
+          <w:p>
+            <w:r>
+              <w:t>Policies for the tables 016 left uncovered</w:t>
+            </w:r>
+          </w:p>
+        </w:tc>
+      </w:tr>
+      <w:tr>
+        <w:tc>
+          <w:tcPr>
+            <w:tcW w:type="dxa" w:w="2880"/>
+          </w:tcPr>
+          <w:p>
+            <w:r>
+              <w:t>022</w:t>
+            </w:r>
+          </w:p>
+        </w:tc>
+        <w:tc>
+          <w:tcPr>
+            <w:tcW w:type="dxa" w:w="2880"/>
+          </w:tcPr>
+          <w:p>
+            <w:r>
+              <w:rPr>
+                <w:rFonts w:ascii="Consolas" w:hAnsi="Consolas"/>
+                <w:sz w:val="19"/>
+              </w:rPr>
+              <w:t>platform_role</w:t>
+            </w:r>
+          </w:p>
+        </w:tc>
+        <w:tc>
+          <w:tcPr>
+            <w:tcW w:type="dxa" w:w="2880"/>
+          </w:tcPr>
+          <w:p>
+            <w:r>
+              <w:rPr>
+                <w:rFonts w:ascii="Consolas" w:hAnsi="Consolas"/>
+                <w:sz w:val="19"/>
+              </w:rPr>
+              <w:t>profiles.platform_role</w:t>
+            </w:r>
+            <w:r>
+              <w:t xml:space="preserve"> + partial index</w:t>
+            </w:r>
+          </w:p>
+        </w:tc>
+      </w:tr>
+      <w:tr>
+        <w:tc>
+          <w:tcPr>
+            <w:tcW w:type="dxa" w:w="2880"/>
+          </w:tcPr>
+          <w:p>
+            <w:r>
+              <w:t>023</w:t>
+            </w:r>
+          </w:p>
+        </w:tc>
+        <w:tc>
+          <w:tcPr>
+            <w:tcW w:type="dxa" w:w="2880"/>
+          </w:tcPr>
+          <w:p>
+            <w:r>
+              <w:rPr>
+                <w:rFonts w:ascii="Consolas" w:hAnsi="Consolas"/>
+                <w:sz w:val="19"/>
+              </w:rPr>
+              <w:t>content_authoring</w:t>
+            </w:r>
+          </w:p>
+        </w:tc>
+        <w:tc>
+          <w:tcPr>
+            <w:tcW w:type="dxa" w:w="2880"/>
+          </w:tcPr>
+          <w:p>
+            <w:r>
+              <w:rPr>
+                <w:rFonts w:ascii="Consolas" w:hAnsi="Consolas"/>
+                <w:sz w:val="19"/>
+              </w:rPr>
+              <w:t>nidan_admin</w:t>
+            </w:r>
+            <w:r>
+              <w:t xml:space="preserve">; write grants on </w:t>
+            </w:r>
+            <w:r>
+              <w:rPr>
+                <w:rFonts w:ascii="Consolas" w:hAnsi="Consolas"/>
+                <w:sz w:val="19"/>
+              </w:rPr>
+              <w:t>cases</w:t>
+            </w:r>
+            <w:r>
+              <w:t xml:space="preserve">, </w:t>
+            </w:r>
+            <w:r>
+              <w:rPr>
+                <w:rFonts w:ascii="Consolas" w:hAnsi="Consolas"/>
+                <w:sz w:val="19"/>
+              </w:rPr>
+              <w:t>case_versions</w:t>
+            </w:r>
+          </w:p>
+        </w:tc>
+      </w:tr>
+      <w:tr>
+        <w:tc>
+          <w:tcPr>
+            <w:tcW w:type="dxa" w:w="2880"/>
+          </w:tcPr>
+          <w:p>
+            <w:r>
+              <w:t>024</w:t>
+            </w:r>
+          </w:p>
+        </w:tc>
+        <w:tc>
+          <w:tcPr>
+            <w:tcW w:type="dxa" w:w="2880"/>
+          </w:tcPr>
+          <w:p>
+            <w:r>
+              <w:rPr>
+                <w:rFonts w:ascii="Consolas" w:hAnsi="Consolas"/>
+                <w:sz w:val="19"/>
+              </w:rPr>
+              <w:t>clinical_review</w:t>
+            </w:r>
+          </w:p>
+        </w:tc>
+        <w:tc>
+          <w:tcPr>
+            <w:tcW w:type="dxa" w:w="2880"/>
+          </w:tcPr>
+          <w:p>
+            <w:r>
+              <w:rPr>
+                <w:rFonts w:ascii="Consolas" w:hAnsi="Consolas"/>
+                <w:sz w:val="19"/>
+              </w:rPr>
+              <w:t>nidan_reviewer</w:t>
+            </w:r>
+            <w:r>
+              <w:t xml:space="preserve">, </w:t>
+            </w:r>
+            <w:r>
+              <w:rPr>
+                <w:rFonts w:ascii="Consolas" w:hAnsi="Consolas"/>
+                <w:sz w:val="19"/>
+              </w:rPr>
+              <w:t>review_assignments</w:t>
+            </w:r>
+            <w:r>
+              <w:t>, rubric constraints</w:t>
+            </w:r>
+          </w:p>
+        </w:tc>
+      </w:tr>
+      <w:tr>
+        <w:tc>
+          <w:tcPr>
+            <w:tcW w:type="dxa" w:w="2880"/>
+          </w:tcPr>
+          <w:p>
+            <w:r>
+              <w:t>025</w:t>
+            </w:r>
+          </w:p>
+        </w:tc>
+        <w:tc>
+          <w:tcPr>
+            <w:tcW w:type="dxa" w:w="2880"/>
+          </w:tcPr>
+          <w:p>
+            <w:r>
+              <w:rPr>
+                <w:rFonts w:ascii="Consolas" w:hAnsi="Consolas"/>
+                <w:sz w:val="19"/>
+              </w:rPr>
+              <w:t>privileged_profiles_are_mutually_visible</w:t>
+            </w:r>
+          </w:p>
+        </w:tc>
+        <w:tc>
+          <w:tcPr>
+            <w:tcW w:type="dxa" w:w="2880"/>
+          </w:tcPr>
+          <w:p>
+            <w:r>
+              <w:t>SELECT policy so admins and reviewers can see each other</w:t>
+            </w:r>
+          </w:p>
+        </w:tc>
+      </w:tr>
+      <w:tr>
+        <w:tc>
+          <w:tcPr>
+            <w:tcW w:type="dxa" w:w="2880"/>
+          </w:tcPr>
+          <w:p>
+            <w:r>
+              <w:t>026</w:t>
+            </w:r>
+          </w:p>
+        </w:tc>
+        <w:tc>
+          <w:tcPr>
+            <w:tcW w:type="dxa" w:w="2880"/>
+          </w:tcPr>
+          <w:p>
+            <w:r>
+              <w:rPr>
+                <w:rFonts w:ascii="Consolas" w:hAnsi="Consolas"/>
+                <w:sz w:val="19"/>
+              </w:rPr>
+              <w:t>seed_cases</w:t>
+            </w:r>
+          </w:p>
+        </w:tc>
+        <w:tc>
+          <w:tcPr>
+            <w:tcW w:type="dxa" w:w="2880"/>
+          </w:tcPr>
+          <w:p>
+            <w:r>
+              <w:t xml:space="preserve">Cases 6-7 as v1, status </w:t>
+            </w:r>
+            <w:r>
+              <w:rPr>
+                <w:rFonts w:ascii="Consolas" w:hAnsi="Consolas"/>
+                <w:sz w:val="19"/>
+              </w:rPr>
+              <w:t>draft</w:t>
+            </w:r>
+          </w:p>
+        </w:tc>
+      </w:tr>
     </w:tbl>
     <w:p>
       <w:r>
@@ -6733,6 +7100,64 @@
       </w:r>
       <w:r>
         <w:t>.</w:t>
+      </w:r>
+    </w:p>
+    <w:p>
+      <w:r>
+        <w:rPr>
+          <w:b/>
+        </w:rPr>
+        <w:t>019 and 026 are generated</w:t>
+      </w:r>
+      <w:r>
+        <w:t xml:space="preserve">, by </w:t>
+      </w:r>
+      <w:r>
+        <w:rPr>
+          <w:rFonts w:ascii="Consolas" w:hAnsi="Consolas"/>
+          <w:sz w:val="19"/>
+        </w:rPr>
+        <w:t>scripts/generate_case_migration.py</w:t>
+      </w:r>
+      <w:r>
+        <w:t>, from</w:t>
+      </w:r>
+    </w:p>
+    <w:p>
+      <w:r>
+        <w:rPr>
+          <w:rFonts w:ascii="Consolas" w:hAnsi="Consolas"/>
+          <w:sz w:val="19"/>
+        </w:rPr>
+        <w:t>nidan/domain/content/cases.py</w:t>
+      </w:r>
+      <w:r>
+        <w:t>. A new case is a new revision, never a</w:t>
+      </w:r>
+    </w:p>
+    <w:p>
+      <w:r>
+        <w:t>regeneration of an applied one: the file would still look generated and still</w:t>
+      </w:r>
+    </w:p>
+    <w:p>
+      <w:r>
+        <w:t>be valid Python, and no database that already ran 019 would ever see the</w:t>
+      </w:r>
+    </w:p>
+    <w:p>
+      <w:r>
+        <w:t xml:space="preserve">change. The script refuses to overwrite without </w:t>
+      </w:r>
+      <w:r>
+        <w:rPr>
+          <w:rFonts w:ascii="Consolas" w:hAnsi="Consolas"/>
+          <w:sz w:val="19"/>
+        </w:rPr>
+        <w:t>--force</w:t>
+      </w:r>
+      <w:r>
+        <w:t xml:space="preserve"> for that reason.</w:t>
       </w:r>
     </w:p>
     <w:p>
@@ -7045,7 +7470,7 @@
           </w:tcPr>
           <w:p>
             <w:r>
-              <w:t>5</w:t>
+              <w:t>7</w:t>
             </w:r>
           </w:p>
         </w:tc>
@@ -7055,7 +7480,7 @@
           </w:tcPr>
           <w:p>
             <w:r>
-              <w:t xml:space="preserve">Existing cases, migrated as v1, status </w:t>
+              <w:t xml:space="preserve">5 in migration 019, 2 in migration 026; all v1, status </w:t>
             </w:r>
             <w:r>
               <w:rPr>
@@ -7073,7 +7498,7 @@
         <w:rPr>
           <w:b/>
         </w:rPr>
-        <w:t>The 5 migrated cases enter as `draft`, not `published`.</w:t>
+        <w:t>Every seeded case enters as `draft`, not `published`.</w:t>
       </w:r>
       <w:r>
         <w:t xml:space="preserve"> They must pass clinical review before going live (FR-12.5) — including the ones that already ran in the pilot. Publishing them without review would make the trigger a formality.</w:t>
@@ -7088,6 +7513,37 @@
       </w:r>
       <w:r>
         <w:t xml:space="preserve"> 3 test users (free, pro, admin), 1 approving clinical review per case so cases can be published locally, and ~10 synthetic sessions for dashboard development.</w:t>
+      </w:r>
+    </w:p>
+    <w:p>
+      <w:r>
+        <w:rPr>
+          <w:b/>
+        </w:rPr>
+        <w:t>Cases 6 and 7 were designed long before they were built.</w:t>
+      </w:r>
+      <w:r>
+        <w:t xml:space="preserve"> </w:t>
+      </w:r>
+      <w:r>
+        <w:rPr>
+          <w:rFonts w:ascii="Consolas" w:hAnsi="Consolas"/>
+          <w:sz w:val="19"/>
+        </w:rPr>
+        <w:t>docs/cases_design.md</w:t>
+      </w:r>
+      <w:r>
+        <w:t xml:space="preserve"> specified them in May 2026 as "CASE 2: The Headache That Is Not Stress" and "CASE 5: The Wheezing Child"; the first pass of </w:t>
+      </w:r>
+      <w:r>
+        <w:rPr>
+          <w:rFonts w:ascii="Consolas" w:hAnsi="Consolas"/>
+          <w:sz w:val="19"/>
+        </w:rPr>
+        <w:t>cases.py</w:t>
+      </w:r>
+      <w:r>
+        <w:t xml:space="preserve"> filled those two slots with other presentations and the designs waited. The evidence is in migration 017: of the 40 topics it seeds, 13 were used by no case at all until 29 October 2026, and they are exactly the ones those two designs name.</w:t>
       </w:r>
     </w:p>
     <w:p>

--- a/docs/spec/Nidan_Data_Model.docx
+++ b/docs/spec/Nidan_Data_Model.docx
@@ -7080,6 +7080,85 @@
           </w:p>
         </w:tc>
       </w:tr>
+      <w:tr>
+        <w:tc>
+          <w:tcPr>
+            <w:tcW w:type="dxa" w:w="2880"/>
+          </w:tcPr>
+          <w:p>
+            <w:r>
+              <w:t>027</w:t>
+            </w:r>
+          </w:p>
+        </w:tc>
+        <w:tc>
+          <w:tcPr>
+            <w:tcW w:type="dxa" w:w="2880"/>
+          </w:tcPr>
+          <w:p>
+            <w:r>
+              <w:rPr>
+                <w:rFonts w:ascii="Consolas" w:hAnsi="Consolas"/>
+                <w:sz w:val="19"/>
+              </w:rPr>
+              <w:t>seed_topics_syncope</w:t>
+            </w:r>
+          </w:p>
+        </w:tc>
+        <w:tc>
+          <w:tcPr>
+            <w:tcW w:type="dxa" w:w="2880"/>
+          </w:tcPr>
+          <w:p>
+            <w:r>
+              <w:t>5 topics and 68 phrases for case 10</w:t>
+            </w:r>
+          </w:p>
+        </w:tc>
+      </w:tr>
+      <w:tr>
+        <w:tc>
+          <w:tcPr>
+            <w:tcW w:type="dxa" w:w="2880"/>
+          </w:tcPr>
+          <w:p>
+            <w:r>
+              <w:t>028</w:t>
+            </w:r>
+          </w:p>
+        </w:tc>
+        <w:tc>
+          <w:tcPr>
+            <w:tcW w:type="dxa" w:w="2880"/>
+          </w:tcPr>
+          <w:p>
+            <w:r>
+              <w:rPr>
+                <w:rFonts w:ascii="Consolas" w:hAnsi="Consolas"/>
+                <w:sz w:val="19"/>
+              </w:rPr>
+              <w:t>seed_cases</w:t>
+            </w:r>
+          </w:p>
+        </w:tc>
+        <w:tc>
+          <w:tcPr>
+            <w:tcW w:type="dxa" w:w="2880"/>
+          </w:tcPr>
+          <w:p>
+            <w:r>
+              <w:t xml:space="preserve">Case 10 as v1, status </w:t>
+            </w:r>
+            <w:r>
+              <w:rPr>
+                <w:rFonts w:ascii="Consolas" w:hAnsi="Consolas"/>
+                <w:sz w:val="19"/>
+              </w:rPr>
+              <w:t>draft</w:t>
+            </w:r>
+          </w:p>
+        </w:tc>
+      </w:tr>
     </w:tbl>
     <w:p>
       <w:r>
@@ -7107,11 +7186,13 @@
         <w:rPr>
           <w:b/>
         </w:rPr>
-        <w:t>019 and 026 are generated</w:t>
-      </w:r>
-      <w:r>
-        <w:t xml:space="preserve">, by </w:t>
-      </w:r>
+        <w:t>017, 019 and 026-028 are generated</w:t>
+      </w:r>
+      <w:r>
+        <w:t xml:space="preserve"> — cases by</w:t>
+      </w:r>
+    </w:p>
+    <w:p>
       <w:r>
         <w:rPr>
           <w:rFonts w:ascii="Consolas" w:hAnsi="Consolas"/>
@@ -7120,7 +7201,19 @@
         <w:t>scripts/generate_case_migration.py</w:t>
       </w:r>
       <w:r>
-        <w:t>, from</w:t>
+        <w:t>, master content and the topic lexicon by</w:t>
+      </w:r>
+    </w:p>
+    <w:p>
+      <w:r>
+        <w:rPr>
+          <w:rFonts w:ascii="Consolas" w:hAnsi="Consolas"/>
+          <w:sz w:val="19"/>
+        </w:rPr>
+        <w:t>scripts/generate_seed_migration.py</w:t>
+      </w:r>
+      <w:r>
+        <w:t>, both reading</w:t>
       </w:r>
     </w:p>
     <w:p>
@@ -7132,22 +7225,60 @@
         <w:t>nidan/domain/content/cases.py</w:t>
       </w:r>
       <w:r>
-        <w:t>. A new case is a new revision, never a</w:t>
+        <w:t xml:space="preserve"> and </w:t>
+      </w:r>
+      <w:r>
+        <w:rPr>
+          <w:rFonts w:ascii="Consolas" w:hAnsi="Consolas"/>
+          <w:sz w:val="19"/>
+        </w:rPr>
+        <w:t>nidan/domain/assessment/topics.py</w:t>
+      </w:r>
+      <w:r>
+        <w:t>.</w:t>
       </w:r>
     </w:p>
     <w:p>
       <w:r>
-        <w:t>regeneration of an applied one: the file would still look generated and still</w:t>
+        <w:rPr>
+          <w:b/>
+        </w:rPr>
+        <w:t>New content is a new revision, never a regeneration of an applied one.</w:t>
+      </w:r>
+      <w:r>
+        <w:t xml:space="preserve"> The</w:t>
       </w:r>
     </w:p>
     <w:p>
       <w:r>
-        <w:t>be valid Python, and no database that already ran 019 would ever see the</w:t>
+        <w:t>file would still look generated and still be valid Python, and no database that</w:t>
       </w:r>
     </w:p>
     <w:p>
       <w:r>
-        <w:t xml:space="preserve">change. The script refuses to overwrite without </w:t>
+        <w:t>already ran 017 or 019 would ever see the change. Both scripts now require</w:t>
+      </w:r>
+    </w:p>
+    <w:p>
+      <w:r>
+        <w:rPr>
+          <w:rFonts w:ascii="Consolas" w:hAnsi="Consolas"/>
+          <w:sz w:val="19"/>
+        </w:rPr>
+        <w:t>--revision</w:t>
+      </w:r>
+      <w:r>
+        <w:t xml:space="preserve"> and </w:t>
+      </w:r>
+      <w:r>
+        <w:rPr>
+          <w:rFonts w:ascii="Consolas" w:hAnsi="Consolas"/>
+          <w:sz w:val="19"/>
+        </w:rPr>
+        <w:t>--down-revision</w:t>
+      </w:r>
+      <w:r>
+        <w:t xml:space="preserve"> and refuse to overwrite without </w:t>
       </w:r>
       <w:r>
         <w:rPr>
@@ -7157,7 +7288,53 @@
         <w:t>--force</w:t>
       </w:r>
       <w:r>
-        <w:t xml:space="preserve"> for that reason.</w:t>
+        <w:t>.</w:t>
+      </w:r>
+    </w:p>
+    <w:p>
+      <w:r>
+        <w:rPr>
+          <w:b/>
+        </w:rPr>
+        <w:t>An additive seed migration must delete only its own rows.</w:t>
+      </w:r>
+      <w:r>
+        <w:t xml:space="preserve"> 027's downgrade</w:t>
+      </w:r>
+    </w:p>
+    <w:p>
+      <w:r>
+        <w:t xml:space="preserve">names its five topic keys. The table-wide </w:t>
+      </w:r>
+      <w:r>
+        <w:rPr>
+          <w:rFonts w:ascii="Consolas" w:hAnsi="Consolas"/>
+          <w:sz w:val="19"/>
+        </w:rPr>
+        <w:t>DELETE FROM topic_lexicon</w:t>
+      </w:r>
+      <w:r>
+        <w:t xml:space="preserve"> that 017</w:t>
+      </w:r>
+    </w:p>
+    <w:p>
+      <w:r>
+        <w:t>can afford — it seeded everything there was — would, in 027, take the 40 topics</w:t>
+      </w:r>
+    </w:p>
+    <w:p>
+      <w:r>
+        <w:t>017 seeded with it, and the damage would surface much later as coverage scoring</w:t>
+      </w:r>
+    </w:p>
+    <w:p>
+      <w:r>
+        <w:t>that silently credits nothing. Verified by round trip: 028 ↓ 027 ↓ leaves</w:t>
+      </w:r>
+    </w:p>
+    <w:p>
+      <w:r>
+        <w:t>exactly 40 topics and 523 phrases standing.</w:t>
       </w:r>
     </w:p>
     <w:p>
@@ -7331,7 +7508,7 @@
           </w:tcPr>
           <w:p>
             <w:r>
-              <w:t>40</w:t>
+              <w:t>45</w:t>
             </w:r>
           </w:p>
         </w:tc>
@@ -7348,7 +7525,7 @@
               <w:t>TOPIC_KEYWORDS</w:t>
             </w:r>
             <w:r>
-              <w:t xml:space="preserve"> keys</w:t>
+              <w:t xml:space="preserve"> keys — 40 in 017, 5 in 027</w:t>
             </w:r>
           </w:p>
         </w:tc>
@@ -7374,7 +7551,7 @@
           </w:tcPr>
           <w:p>
             <w:r>
-              <w:t>523</w:t>
+              <w:t>591</w:t>
             </w:r>
           </w:p>
         </w:tc>
@@ -7391,7 +7568,7 @@
               <w:t>TOPIC_KEYWORDS</w:t>
             </w:r>
             <w:r>
-              <w:t xml:space="preserve"> values</w:t>
+              <w:t xml:space="preserve"> values — 523 in 017, 68 in 027</w:t>
             </w:r>
           </w:p>
         </w:tc>
@@ -7470,7 +7647,7 @@
           </w:tcPr>
           <w:p>
             <w:r>
-              <w:t>7</w:t>
+              <w:t>8</w:t>
             </w:r>
           </w:p>
         </w:tc>
@@ -7480,7 +7657,7 @@
           </w:tcPr>
           <w:p>
             <w:r>
-              <w:t xml:space="preserve">5 in migration 019, 2 in migration 026; all v1, status </w:t>
+              <w:t xml:space="preserve">5 in migration 019, 2 in 026, 1 in 028; all v1, status </w:t>
             </w:r>
             <w:r>
               <w:rPr>

--- a/docs/spec/Nidan_Data_Model.docx
+++ b/docs/spec/Nidan_Data_Model.docx
@@ -7159,6 +7159,85 @@
           </w:p>
         </w:tc>
       </w:tr>
+      <w:tr>
+        <w:tc>
+          <w:tcPr>
+            <w:tcW w:type="dxa" w:w="2880"/>
+          </w:tcPr>
+          <w:p>
+            <w:r>
+              <w:t>029</w:t>
+            </w:r>
+          </w:p>
+        </w:tc>
+        <w:tc>
+          <w:tcPr>
+            <w:tcW w:type="dxa" w:w="2880"/>
+          </w:tcPr>
+          <w:p>
+            <w:r>
+              <w:rPr>
+                <w:rFonts w:ascii="Consolas" w:hAnsi="Consolas"/>
+                <w:sz w:val="19"/>
+              </w:rPr>
+              <w:t>seed_colorectal_content</w:t>
+            </w:r>
+          </w:p>
+        </w:tc>
+        <w:tc>
+          <w:tcPr>
+            <w:tcW w:type="dxa" w:w="2880"/>
+          </w:tcPr>
+          <w:p>
+            <w:r>
+              <w:t>4 topics, 44 phrases and 2 investigations for case 8</w:t>
+            </w:r>
+          </w:p>
+        </w:tc>
+      </w:tr>
+      <w:tr>
+        <w:tc>
+          <w:tcPr>
+            <w:tcW w:type="dxa" w:w="2880"/>
+          </w:tcPr>
+          <w:p>
+            <w:r>
+              <w:t>030</w:t>
+            </w:r>
+          </w:p>
+        </w:tc>
+        <w:tc>
+          <w:tcPr>
+            <w:tcW w:type="dxa" w:w="2880"/>
+          </w:tcPr>
+          <w:p>
+            <w:r>
+              <w:rPr>
+                <w:rFonts w:ascii="Consolas" w:hAnsi="Consolas"/>
+                <w:sz w:val="19"/>
+              </w:rPr>
+              <w:t>seed_cases</w:t>
+            </w:r>
+          </w:p>
+        </w:tc>
+        <w:tc>
+          <w:tcPr>
+            <w:tcW w:type="dxa" w:w="2880"/>
+          </w:tcPr>
+          <w:p>
+            <w:r>
+              <w:t xml:space="preserve">Case 8 as v1, status </w:t>
+            </w:r>
+            <w:r>
+              <w:rPr>
+                <w:rFonts w:ascii="Consolas" w:hAnsi="Consolas"/>
+                <w:sz w:val="19"/>
+              </w:rPr>
+              <w:t>draft</w:t>
+            </w:r>
+          </w:p>
+        </w:tc>
+      </w:tr>
     </w:tbl>
     <w:p>
       <w:r>
@@ -7186,7 +7265,7 @@
         <w:rPr>
           <w:b/>
         </w:rPr>
-        <w:t>017, 019 and 026-028 are generated</w:t>
+        <w:t>017, 019 and 026-030 are generated</w:t>
       </w:r>
       <w:r>
         <w:t xml:space="preserve"> — cases by</w:t>
@@ -7329,12 +7408,72 @@
     </w:p>
     <w:p>
       <w:r>
-        <w:t>that silently credits nothing. Verified by round trip: 028 ↓ 027 ↓ leaves</w:t>
+        <w:t>that silently credits nothing. Verified by round trip at each step: 028 ↓ 027 ↓ leaves exactly 40 topics</w:t>
       </w:r>
     </w:p>
     <w:p>
       <w:r>
-        <w:t>exactly 40 topics and 523 phrases standing.</w:t>
+        <w:t>and 523 phrases standing, and 030 ↓ 029 ↓ leaves 45 topics and 86</w:t>
+      </w:r>
+    </w:p>
+    <w:p>
+      <w:r>
+        <w:t>investigations.</w:t>
+      </w:r>
+    </w:p>
+    <w:p>
+      <w:r>
+        <w:t xml:space="preserve">**An additive master-list migration takes </w:t>
+      </w:r>
+      <w:r>
+        <w:rPr>
+          <w:rFonts w:ascii="Consolas" w:hAnsi="Consolas"/>
+          <w:sz w:val="19"/>
+        </w:rPr>
+        <w:t>display_order</w:t>
+      </w:r>
+      <w:r>
+        <w:t xml:space="preserve"> from position in</w:t>
+      </w:r>
+    </w:p>
+    <w:p>
+      <w:r>
+        <w:t>the full dict**, not from its own list. Numbering a two-row migration 0 and 1</w:t>
+      </w:r>
+    </w:p>
+    <w:p>
+      <w:r>
+        <w:t>would collide with the first two chips on every learner's menu, and the</w:t>
+      </w:r>
+    </w:p>
+    <w:p>
+      <w:r>
+        <w:t>duplicate would surface as two items fighting for one slot rather than as an</w:t>
+      </w:r>
+    </w:p>
+    <w:p>
+      <w:r>
+        <w:t xml:space="preserve">error. 029 seeds </w:t>
+      </w:r>
+      <w:r>
+        <w:rPr>
+          <w:rFonts w:ascii="Consolas" w:hAnsi="Consolas"/>
+          <w:sz w:val="19"/>
+        </w:rPr>
+        <w:t>fit</w:t>
+      </w:r>
+      <w:r>
+        <w:t xml:space="preserve"> at 86 and </w:t>
+      </w:r>
+      <w:r>
+        <w:rPr>
+          <w:rFonts w:ascii="Consolas" w:hAnsi="Consolas"/>
+          <w:sz w:val="19"/>
+        </w:rPr>
+        <w:t>colonoscopy</w:t>
+      </w:r>
+      <w:r>
+        <w:t xml:space="preserve"> at 87.</w:t>
       </w:r>
     </w:p>
     <w:p>
@@ -7468,7 +7607,7 @@
           </w:tcPr>
           <w:p>
             <w:r>
-              <w:t>86</w:t>
+              <w:t>88</w:t>
             </w:r>
           </w:p>
         </w:tc>
@@ -7483,6 +7622,9 @@
                 <w:sz w:val="19"/>
               </w:rPr>
               <w:t>MASTER_INVESTIGATIONS</w:t>
+            </w:r>
+            <w:r>
+              <w:t xml:space="preserve"> — 86 in 017, 2 in 029</w:t>
             </w:r>
           </w:p>
         </w:tc>
@@ -7508,7 +7650,7 @@
           </w:tcPr>
           <w:p>
             <w:r>
-              <w:t>45</w:t>
+              <w:t>49</w:t>
             </w:r>
           </w:p>
         </w:tc>
@@ -7525,7 +7667,7 @@
               <w:t>TOPIC_KEYWORDS</w:t>
             </w:r>
             <w:r>
-              <w:t xml:space="preserve"> keys — 40 in 017, 5 in 027</w:t>
+              <w:t xml:space="preserve"> keys — 40 in 017, 5 in 027, 4 in 029</w:t>
             </w:r>
           </w:p>
         </w:tc>
@@ -7551,7 +7693,7 @@
           </w:tcPr>
           <w:p>
             <w:r>
-              <w:t>591</w:t>
+              <w:t>635</w:t>
             </w:r>
           </w:p>
         </w:tc>
@@ -7568,7 +7710,7 @@
               <w:t>TOPIC_KEYWORDS</w:t>
             </w:r>
             <w:r>
-              <w:t xml:space="preserve"> values — 523 in 017, 68 in 027</w:t>
+              <w:t xml:space="preserve"> values — 523 in 017, 68 in 027, 44 in 029</w:t>
             </w:r>
           </w:p>
         </w:tc>
@@ -7647,7 +7789,7 @@
           </w:tcPr>
           <w:p>
             <w:r>
-              <w:t>8</w:t>
+              <w:t>9</w:t>
             </w:r>
           </w:p>
         </w:tc>
@@ -7657,7 +7799,7 @@
           </w:tcPr>
           <w:p>
             <w:r>
-              <w:t xml:space="preserve">5 in migration 019, 2 in 026, 1 in 028; all v1, status </w:t>
+              <w:t xml:space="preserve">5 in migration 019, 2 in 026, 1 in 028, 1 in 030; all v1, status </w:t>
             </w:r>
             <w:r>
               <w:rPr>

--- a/docs/spec/Nidan_Data_Model.docx
+++ b/docs/spec/Nidan_Data_Model.docx
@@ -7238,6 +7238,88 @@
           </w:p>
         </w:tc>
       </w:tr>
+      <w:tr>
+        <w:tc>
+          <w:tcPr>
+            <w:tcW w:type="dxa" w:w="2880"/>
+          </w:tcPr>
+          <w:p>
+            <w:r>
+              <w:t>031</w:t>
+            </w:r>
+          </w:p>
+        </w:tc>
+        <w:tc>
+          <w:tcPr>
+            <w:tcW w:type="dxa" w:w="2880"/>
+          </w:tcPr>
+          <w:p>
+            <w:r>
+              <w:rPr>
+                <w:rFonts w:ascii="Consolas" w:hAnsi="Consolas"/>
+                <w:sz w:val="19"/>
+              </w:rPr>
+              <w:t>seed_spondyloarthritis_content</w:t>
+            </w:r>
+          </w:p>
+        </w:tc>
+        <w:tc>
+          <w:tcPr>
+            <w:tcW w:type="dxa" w:w="2880"/>
+          </w:tcPr>
+          <w:p>
+            <w:r>
+              <w:t>4 topics, 42 phrases and 3 investigations for case 9</w:t>
+            </w:r>
+          </w:p>
+        </w:tc>
+      </w:tr>
+      <w:tr>
+        <w:tc>
+          <w:tcPr>
+            <w:tcW w:type="dxa" w:w="2880"/>
+          </w:tcPr>
+          <w:p>
+            <w:r>
+              <w:t>032</w:t>
+            </w:r>
+          </w:p>
+        </w:tc>
+        <w:tc>
+          <w:tcPr>
+            <w:tcW w:type="dxa" w:w="2880"/>
+          </w:tcPr>
+          <w:p>
+            <w:r>
+              <w:rPr>
+                <w:rFonts w:ascii="Consolas" w:hAnsi="Consolas"/>
+                <w:sz w:val="19"/>
+              </w:rPr>
+              <w:t>seed_cases</w:t>
+            </w:r>
+          </w:p>
+        </w:tc>
+        <w:tc>
+          <w:tcPr>
+            <w:tcW w:type="dxa" w:w="2880"/>
+          </w:tcPr>
+          <w:p>
+            <w:r>
+              <w:t xml:space="preserve">Case 9 as v1, status </w:t>
+            </w:r>
+            <w:r>
+              <w:rPr>
+                <w:rFonts w:ascii="Consolas" w:hAnsi="Consolas"/>
+                <w:sz w:val="19"/>
+              </w:rPr>
+              <w:t>draft</w:t>
+            </w:r>
+            <w:r>
+              <w:t xml:space="preserve"> — the tenth and last</w:t>
+            </w:r>
+          </w:p>
+        </w:tc>
+      </w:tr>
     </w:tbl>
     <w:p>
       <w:r>
@@ -7265,7 +7347,7 @@
         <w:rPr>
           <w:b/>
         </w:rPr>
-        <w:t>017, 019 and 026-030 are generated</w:t>
+        <w:t>017, 019 and 026-032 are generated</w:t>
       </w:r>
       <w:r>
         <w:t xml:space="preserve"> — cases by</w:t>
@@ -7413,12 +7495,12 @@
     </w:p>
     <w:p>
       <w:r>
-        <w:t>and 523 phrases standing, and 030 ↓ 029 ↓ leaves 45 topics and 86</w:t>
+        <w:t>and 523 phrases standing, 030 ↓ 029 ↓ leaves 45 topics and 86</w:t>
       </w:r>
     </w:p>
     <w:p>
       <w:r>
-        <w:t>investigations.</w:t>
+        <w:t>investigations, and 032 ↓ 031 ↓ leaves 49 and 88.</w:t>
       </w:r>
     </w:p>
     <w:p>
@@ -7607,7 +7689,7 @@
           </w:tcPr>
           <w:p>
             <w:r>
-              <w:t>88</w:t>
+              <w:t>91</w:t>
             </w:r>
           </w:p>
         </w:tc>
@@ -7624,7 +7706,7 @@
               <w:t>MASTER_INVESTIGATIONS</w:t>
             </w:r>
             <w:r>
-              <w:t xml:space="preserve"> — 86 in 017, 2 in 029</w:t>
+              <w:t xml:space="preserve"> — 86 in 017, 2 in 029, 3 in 031</w:t>
             </w:r>
           </w:p>
         </w:tc>
@@ -7650,7 +7732,7 @@
           </w:tcPr>
           <w:p>
             <w:r>
-              <w:t>49</w:t>
+              <w:t>53</w:t>
             </w:r>
           </w:p>
         </w:tc>
@@ -7667,7 +7749,7 @@
               <w:t>TOPIC_KEYWORDS</w:t>
             </w:r>
             <w:r>
-              <w:t xml:space="preserve"> keys — 40 in 017, 5 in 027, 4 in 029</w:t>
+              <w:t xml:space="preserve"> keys — 40 in 017, then 5, 4 and 4 in 027, 029 and 031</w:t>
             </w:r>
           </w:p>
         </w:tc>
@@ -7693,7 +7775,7 @@
           </w:tcPr>
           <w:p>
             <w:r>
-              <w:t>635</w:t>
+              <w:t>677</w:t>
             </w:r>
           </w:p>
         </w:tc>
@@ -7710,7 +7792,7 @@
               <w:t>TOPIC_KEYWORDS</w:t>
             </w:r>
             <w:r>
-              <w:t xml:space="preserve"> values — 523 in 017, 68 in 027, 44 in 029</w:t>
+              <w:t xml:space="preserve"> values — 523 in 017, then 68, 44 and 42</w:t>
             </w:r>
           </w:p>
         </w:tc>
@@ -7789,7 +7871,7 @@
           </w:tcPr>
           <w:p>
             <w:r>
-              <w:t>9</w:t>
+              <w:t>10</w:t>
             </w:r>
           </w:p>
         </w:tc>
@@ -7799,7 +7881,7 @@
           </w:tcPr>
           <w:p>
             <w:r>
-              <w:t xml:space="preserve">5 in migration 019, 2 in 026, 1 in 028, 1 in 030; all v1, status </w:t>
+              <w:t xml:space="preserve">5 in migration 019, then one or two each in 026, 028, 030 and 032; all v1, status </w:t>
             </w:r>
             <w:r>
               <w:rPr>
